--- a/ops-incident-workload/output/BO_Workload_Performance_Report_2024-04-19_to_2025-07-06_EN.docx
+++ b/ops-incident-workload/output/BO_Workload_Performance_Report_2024-04-19_to_2025-07-06_EN.docx
@@ -26,7 +26,7 @@
       <w:r>
         <w:t>Analysis Period: 2024-04-19 to 2025-07-06</w:t>
         <w:br/>
-        <w:t>Generated on: 2026-01-28 23:08:57</w:t>
+        <w:t>Generated on: 2026-02-04 12:41:37</w:t>
       </w:r>
     </w:p>
     <w:p>
@@ -240,85 +240,103 @@
     </w:p>
     <w:p>
       <w:r>
-        <w:t>### **Executive Summary: BO Workload Analysis Insights**</w:t>
+        <w:t>**Executive Summary: BO Workload Analysis Insights**</w:t>
       </w:r>
     </w:p>
     <w:p/>
     <w:p>
       <w:r>
-        <w:t>**1. Overall Health Assessment**</w:t>
-      </w:r>
-    </w:p>
-    <w:p>
-      <w:r>
-        <w:t>- **Moderate Performance with Structural Concerns:** While no high-risk items or formal bottlenecks are flagged, the operation shows significant strain. The 64.2% Global SLA rate is critically low, indicating widespread difficulty in meeting service commitments. The 29.4-hour Mean Time to Resolution (MTTR) is excessively high for typical support environments, suggesting inefficiencies in ticket handling and resolution processes.</w:t>
-      </w:r>
-    </w:p>
-    <w:p>
-      <w:r>
-        <w:t>- **Severe Resource Imbalance:** The tier structure is fundamentally misaligned. With only 6 Tier 2/3 (BO) resolvers supporting 24 total agents, the escalation path is narrow. This is compounded by **0 Tier 3** specialists, forcing all complex issues to be handled by a very small Tier 2 group. Tier 1 agents (18) lack sufficient backend support, which likely contributes to long resolution times and low SLA compliance.</w:t>
+        <w:t>---</w:t>
       </w:r>
     </w:p>
     <w:p/>
     <w:p>
       <w:r>
-        <w:t>**2. Most Critical Risk Points**</w:t>
+        <w:t>### **1. Overall Health Assessment**</w:t>
       </w:r>
     </w:p>
     <w:p>
       <w:r>
-        <w:t>- **Capacity Crisis in Backoffice Support:** 6 BO resolvers are managing 24.3% of the total ticket volume (2180 tickets). This equates to an average of **363 tickets per BO resolver**, an unsustainable workload that directly causes the high MTTR and breached SLAs. This is the core operational bottleneck, even if not formally tagged.</w:t>
+        <w:t>- **Moderate Operational Health with Significant SLA Risk:** The absence of formal bottlenecks and high-risk items suggests stable daily operations. However, the **Global SLA Rate of 64.2%** is critically low, indicating a systemic failure to meet service commitments. The **Global MTTR of 29.4 hours** is excessively high for typical support environments, directly contributing to SLA breaches.</w:t>
       </w:r>
     </w:p>
     <w:p>
       <w:r>
-        <w:t>- **Complete Absence of Deep Expertise:** The lack of a Tier 3 (subject matter expert) layer is a major strategic risk. Complex, recurring, or novel issues have nowhere to go for efficient resolution, creating a "ceiling" for problem-solving. This leads to ticket ping-pong, prolonged resolutions, and agent knowledge gaps.</w:t>
-      </w:r>
-    </w:p>
-    <w:p>
-      <w:r>
-        <w:t>- **Erosion of Service Quality and Agent Morale:** Chronically missed SLAs and long resolution times will damage client satisfaction. Furthermore, Tier 1 agents facing unresolved escalations and Tier 2 agents under constant overload are at high risk of burnout and decreased productivity.</w:t>
+        <w:t>- **Structural Imbalance:** With only **6 BO Resolvers (Tier 2/3)** supporting 24 total agents, the escalation path is narrow. The complete absence of Tier 3 (0) creates a capability ceiling for complex issues, risking resolution delays and knowledge gaps.</w:t>
       </w:r>
     </w:p>
     <w:p/>
     <w:p>
       <w:r>
-        <w:t>**3. Items Requiring Immediate Attention**</w:t>
+        <w:t>### **2. Priority Distribution Analysis**</w:t>
       </w:r>
     </w:p>
     <w:p>
       <w:r>
-        <w:t>- **Conduct a Urgent Capacity Review:** Immediately analyze the 2180 BO tickets by category and complexity. Determine what percentage truly requires Tier 2 vs. what could be resolved at Tier 1 with better training, knowledge base articles, or enhanced permissions. This is the first step to rebalancing the workload.</w:t>
+        <w:t>- **High-Priority Volume is Manageable:** P1/P2 tickets constitute **20% (1,794 tickets)** of the total volume. This is a significant but not overwhelming proportion, suggesting the primary issue is not volume but **resolution efficiency**.</w:t>
       </w:r>
     </w:p>
     <w:p>
       <w:r>
-        <w:t xml:space="preserve">- **Launch a "Knowledge Elevation" Program:** </w:t>
+        <w:t>- **SLA Focus Gap:** The low global SLA rate implies that both high and standard priority tickets are missing targets. Urgent attention must be paid to streamlining the workflow for **all priorities** to improve the overall metric.</w:t>
+      </w:r>
+    </w:p>
+    <w:p/>
+    <w:p>
+      <w:r>
+        <w:t>### **3. Most Critical Risk Points**</w:t>
       </w:r>
     </w:p>
     <w:p>
       <w:r>
-        <w:t xml:space="preserve">    *   **For Tier 1:** Implement targeted training and create quick-reference guides for the most common issues currently escalated to Tier 2. Empower them to resolve more.</w:t>
+        <w:t>1.  **Systemic SLA Failure:** A 64.2% SLA rate poses a severe contractual and reputational risk. The root cause (likely the high MTTR) must be diagnosed and addressed immediately.</w:t>
       </w:r>
     </w:p>
     <w:p>
       <w:r>
-        <w:t xml:space="preserve">    *   **For Tier 2:** Initiate a plan to develop Tier 3 capabilities. Identify top-performing Tier 2 agents and begin grooming them in specific complex areas (e.g., specific software modules, advanced network issues) to build a de facto expert layer.</w:t>
+        <w:t>2.  **Knowledge and Escalation Bottleneck:** The lack of a Tier 3 support layer and a thin Tier 2 team (6 agents) creates a hidden bottleneck. Complex tickets have nowhere to go, causing extended hold times and rework within Tier 2.</w:t>
       </w:r>
     </w:p>
     <w:p>
       <w:r>
-        <w:t xml:space="preserve">- **Implement Tier 2 Queue Management &amp; Prioritization:** </w:t>
+        <w:t>3.  **Over-Reliance on Key Individuals:** The top 5 contributors handle a disproportionate share of the weighted workload. This creates **key-person risk**; if one is absent, resolution capacity and SLA performance could collapse.</w:t>
+      </w:r>
+    </w:p>
+    <w:p/>
+    <w:p>
+      <w:r>
+        <w:t>### **4. Key High-Priority Contributors &amp; Their Value**</w:t>
       </w:r>
     </w:p>
     <w:p>
       <w:r>
-        <w:t xml:space="preserve">    *   **Short-term:** Establish clear triage and priority rules for the BO queue to ensure critical issues are addressed first, mitigating the highest business impacts.</w:t>
+        <w:t>- **Top Performers:** Jessica, Thomas, Charles, Christopher, and Richard Smith are the core resolution engine.</w:t>
       </w:r>
     </w:p>
     <w:p>
       <w:r>
-        <w:t xml:space="preserve">    *   **Medium-term:** Advocate for the approved headcount of at least 1-2 Tier 3 specialists or an immediate increase in Tier 2 capacity to structurally address the 1:4 resolver-to-agent ratio, which is the root cause of performance issues.</w:t>
+        <w:t>- **Value &amp; Risk:** They consistently handle **18-21% of their workload as P1/P2 tickets**, demonstrating they are trusted with critical issues. Their value is immense, but they represent a **concentration risk**. Their workflows and knowledge are not being adequately distributed or documented, making the operation vulnerable.</w:t>
+      </w:r>
+    </w:p>
+    <w:p/>
+    <w:p>
+      <w:r>
+        <w:t>### **5. Items Requiring Immediate Attention**</w:t>
+      </w:r>
+    </w:p>
+    <w:p>
+      <w:r>
+        <w:t>- **Launch an MTTR Reduction Initiative:** Form a task force to analyze the causes of the 29.4-hour MTTR. Focus on: ticket routing efficiency, first-contact resolution rate in Tier 1, and reduction of wait/queue times for BO escalations.</w:t>
+      </w:r>
+    </w:p>
+    <w:p>
+      <w:r>
+        <w:t>- **Develop Tier 3 Capability:** Immediately begin cross-training and certifying your top Tier 2 agents (e.g., the top 5 contributors) to function as a provisional Tier 3. Document solutions and create a knowledge base to reduce dependency on individuals.</w:t>
+      </w:r>
+    </w:p>
+    <w:p>
+      <w:r>
+        <w:t>- **Conduct a Workload Balancing Review:** Redistribute standard (P3/P4) tickets to other capable agents to shield top performers from burnout and free them to focus more on critical P1/P2 items and complex problem-solving. Implement mentorship pairings to transfer knowledge from top performers to mid-tier agents.</w:t>
       </w:r>
     </w:p>
     <w:p>
@@ -849,29 +867,50 @@
     </w:p>
     <w:p>
       <w:r>
-        <w:t>Based on the provided data, here is the analysis and recommended action plan.</w:t>
+        <w:t>**Knowledge Management Recommendations Report**</w:t>
       </w:r>
     </w:p>
     <w:p/>
     <w:p>
       <w:r>
-        <w:t>### **1. Risk Assessment and Potential Impact**</w:t>
+        <w:t>---</w:t>
       </w:r>
     </w:p>
     <w:p/>
     <w:p>
       <w:r>
-        <w:t>*   **Current State:** The data indicates **no identified high-risk single-point dependencies or knowledge silos**. This is a positive finding, suggesting a well-distributed knowledge base and effective cross-training within the team or organization.</w:t>
+        <w:t>### **1. Risk Assessment &amp; Potential Impact**</w:t>
+      </w:r>
+    </w:p>
+    <w:p/>
+    <w:p>
+      <w:r>
+        <w:t>*   **Current Status:** The analysis indicates a highly favorable situation with **no identified high-risk single-point dependencies or knowledge silos**.</w:t>
       </w:r>
     </w:p>
     <w:p>
       <w:r>
-        <w:t>*   **Potential Impact of Complacency:** The primary risk is not from a visible weakness but from **complacency**. Without active monitoring and maintenance, this healthy state can degrade. The potential impact of a future, undetected dependency forming could be severe, leading to operational disruption, project delays, or loss of critical institutional knowledge if a key person leaves unexpectedly.</w:t>
+        <w:t>*   **Primary Implication:** The organization currently has a robust level of knowledge redundancy and distribution. The risk of critical operational failure or project delays due to a single person's absence (e.g., vacation, illness, departure) is significantly minimized.</w:t>
       </w:r>
     </w:p>
     <w:p>
       <w:r>
-        <w:t>*   **Implicit Risk:** The absence of documented risks does not guarantee they do not exist; it may indicate that the current assessment methods or metrics are not capturing nuanced or emerging dependencies.</w:t>
+        <w:t>*   **Latent &amp; Future Risks:** While no active risks are flagged, the absence of visible silos does not guarantee optimal knowledge flow. The main risks are:</w:t>
+      </w:r>
+    </w:p>
+    <w:p>
+      <w:r>
+        <w:t xml:space="preserve">    *   **Complacency:** The current healthy state may lead to neglecting proactive knowledge management practices, allowing future silos to form unnoticed.</w:t>
+      </w:r>
+    </w:p>
+    <w:p>
+      <w:r>
+        <w:t xml:space="preserve">    *   **Scalability Risk:** As teams grow or new technologies are adopted, new dependencies can emerge rapidly if not managed intentionally.</w:t>
+      </w:r>
+    </w:p>
+    <w:p>
+      <w:r>
+        <w:t xml:space="preserve">    *   **Implicit Knowledge:** Critical "tribal knowledge" or nuanced problem-solving expertise may still reside informally with individuals, even if formal processes are documented.</w:t>
       </w:r>
     </w:p>
     <w:p/>
@@ -883,50 +922,62 @@
     <w:p/>
     <w:p>
       <w:r>
-        <w:t>Given the absence of critical silos, the priority shifts from firefighting to **proactive resilience building** and **validation**.</w:t>
+        <w:t>Given the stable baseline, focus should shift from remediation to **reinforcement and prevention**.</w:t>
       </w:r>
     </w:p>
     <w:p/>
     <w:p>
       <w:r>
-        <w:t>*   **Implement a Proactive "Dependency Hunt" Review:** Schedule quarterly workshops where teams map core processes and systems to identify *potential* future single points of failure before they become critical.</w:t>
+        <w:t>*   **Priority 1: Institutionalize Continuous Knowledge Sharing.**</w:t>
       </w:r>
     </w:p>
     <w:p>
       <w:r>
-        <w:t>*   **Focus on Cross-Training for Breadth, Not Just Depth:** Prioritize knowledge transfer sessions on:</w:t>
+        <w:t xml:space="preserve">    *   Implement a lightweight, regular practice such as bi-weekly **"Lunch &amp; Learn" sessions** or **rotation-based peer reviews** on key deliverables. This prevents knowledge from becoming static and encourages cross-pollination.</w:t>
       </w:r>
     </w:p>
     <w:p>
       <w:r>
-        <w:t xml:space="preserve">    *   **System Architecture &amp; Integration Points:** Ensure multiple team members understand how major systems interconnect.</w:t>
-      </w:r>
-    </w:p>
-    <w:p>
-      <w:r>
-        <w:t xml:space="preserve">    *   **Vendor &amp; Stakeholder Management:** Distribute key external relationship knowledge.</w:t>
-      </w:r>
-    </w:p>
-    <w:p>
-      <w:r>
-        <w:t xml:space="preserve">    *   **Decision Rationale &amp; "Tribal Knowledge":** Capture the "why" behind key processes or architectural decisions that may not be fully documented.</w:t>
-      </w:r>
-    </w:p>
-    <w:p>
-      <w:r>
-        <w:t>*   **Validate Existing Knowledge Distribution:** Conduct periodic, practical "fire drills" or scenario-based tests to verify that backup personnel can successfully perform critical tasks without the primary expert.</w:t>
+        <w:t xml:space="preserve">    *   Mandate **project retrospectives** that include a "knowledge capture" segment, explicitly identifying and documenting lessons learned and novel solutions.</w:t>
       </w:r>
     </w:p>
     <w:p/>
     <w:p>
       <w:r>
-        <w:t>### **3. Documentation and Backup Personnel Training Plan**</w:t>
+        <w:t>*   **Priority 2: Proactively Map Future Dependencies.**</w:t>
+      </w:r>
+    </w:p>
+    <w:p>
+      <w:r>
+        <w:t xml:space="preserve">    *   Integrate a **"Knowledge Dependency Check"** into project kick-off and planning phases for new initiatives or technology adoptions. Identify potential new single points of failure before they materialize.</w:t>
+      </w:r>
+    </w:p>
+    <w:p>
+      <w:r>
+        <w:t xml:space="preserve">    *   For any emerging specialized expertise (e.g., a new tool, architecture), proactively designate a **secondary/backup owner** from the start.</w:t>
       </w:r>
     </w:p>
     <w:p/>
     <w:p>
       <w:r>
-        <w:t>The goal is to institutionalize knowledge and make the current resilient state sustainable.</w:t>
+        <w:t>*   **Priority 3: Audit for Implicit Knowledge.**</w:t>
+      </w:r>
+    </w:p>
+    <w:p>
+      <w:r>
+        <w:t xml:space="preserve">    *   Conduct periodic interviews or surveys with team leads to identify areas of **"We just always ask [Person X]"** for nuanced issues, even if core procedures are documented. Target these areas for deeper documentation or paired work.</w:t>
+      </w:r>
+    </w:p>
+    <w:p/>
+    <w:p>
+      <w:r>
+        <w:t>### **3. Documentation &amp; Backup Personnel Training Plan**</w:t>
+      </w:r>
+    </w:p>
+    <w:p/>
+    <w:p>
+      <w:r>
+        <w:t>Leverage the current low-risk environment to build a sustainable, preventative system.</w:t>
       </w:r>
     </w:p>
     <w:p/>
@@ -937,17 +988,17 @@
     </w:p>
     <w:p>
       <w:r>
-        <w:t xml:space="preserve">    *   **Mandate "Documentation as Part of Delivery":** For all key projects or system changes, require the creation or update of runbooks, decision logs, and architecture diagrams as a non-negotiable completion criterion.</w:t>
+        <w:t xml:space="preserve">    *   **Standardize Core Protocols:** Ensure all critical operational runbooks, deployment procedures, and escalation protocols are housed in a centralized, accessible wiki (e.g., Confluence, Notion). Assign clear owners for maintenance.</w:t>
       </w:r>
     </w:p>
     <w:p>
       <w:r>
-        <w:t xml:space="preserve">    *   **Centralize and Audit Critical Documentation:** Maintain a single, easily accessible repository for all critical operational knowledge. Perform bi-annual audits to ensure documents are accurate and current.</w:t>
+        <w:t xml:space="preserve">    *   **Promote "Living Documents":** Encourage the use of collaborative documents for major projects and design decisions, making knowledge creation a byproduct of work rather than a separate task.</w:t>
       </w:r>
     </w:p>
     <w:p>
       <w:r>
-        <w:t xml:space="preserve">    *   **Promote "Lightweight" Documentation:** Encourage the use of video recordings (screen shares), annotated diagrams, and wikis to lower the barrier to knowledge capture.</w:t>
+        <w:t xml:space="preserve">    *   **Create "Crisis Manuals":** Develop concise playbooks for responding to major, known system failures or service outages. These should be easily accessible and understandable to a secondary responder.</w:t>
       </w:r>
     </w:p>
     <w:p/>
@@ -958,28 +1009,33 @@
     </w:p>
     <w:p>
       <w:r>
-        <w:t xml:space="preserve">    *   **Establish a Formal "Buddy &amp; Shadow" System:** Pair primary and backup personnel for critical roles. Require backup personnel to shadow key tasks (e.g., deployments, critical issue resolution) on a regular, scheduled basis (e.g., once per quarter).</w:t>
+        <w:t xml:space="preserve">    *   **Establish a "Buddy System":** Formally pair primary system/process owners with a designated backup. This is not for immediate handover but for ongoing awareness.</w:t>
       </w:r>
     </w:p>
     <w:p>
       <w:r>
-        <w:t xml:space="preserve">    *   **Create a "Readiness Checklist" for Key Roles:** For each critical function, develop a checklist of competencies. Backup personnel must demonstrate proficiency in these areas, verified by the primary and a manager.</w:t>
+        <w:t xml:space="preserve">    *   **Schedule "Shadowing &amp; Hand-off Drills":**</w:t>
       </w:r>
     </w:p>
     <w:p>
       <w:r>
-        <w:t xml:space="preserve">    *   **Schedule Dedicated "Knowledge Transfer Sprints":** Periodically (e.g., twice a year), allocate dedicated time where primary experts run hands-on workshops for their backups, working through real-world scenarios and problem-solving.</w:t>
+        <w:t xml:space="preserve">        *   **Quarterly Shadowing:** Backups spend 2-4 hours quarterly observing the primary owner's key tasks and reviewing critical documentation.</w:t>
       </w:r>
     </w:p>
     <w:p>
       <w:r>
-        <w:t xml:space="preserve">    *   **Incorporate Backup Role Performance into Goals:** Include knowledge transfer contributions and the demonstrable readiness of one's backup as a component in performance evaluations for individuals in critical roles.</w:t>
+        <w:t xml:space="preserve">        *   **Annual Drill:** Conduct a table-top exercise or a controlled, low-risk real-world task where the backup role-plays taking over for a simulated absence of the primary owner.</w:t>
+      </w:r>
+    </w:p>
+    <w:p>
+      <w:r>
+        <w:t xml:space="preserve">    *   **Track Coverage Metrics:** Maintain a simple register of key systems/roles, their primary and backup owners, and the date of the last backup knowledge review or drill. Review this register in quarterly leadership meetings.</w:t>
       </w:r>
     </w:p>
     <w:p/>
     <w:p>
       <w:r>
-        <w:t>**Conclusion:** The current data presents an opportunity to build a best-in-class, proactive knowledge management culture. The recommended actions focus on leveraging this strong baseline to create systemic defenses against future risk, ensuring long-term operational stability and continuity.</w:t>
+        <w:t>**Conclusion:** The organization is in a strong position. The recommended actions are designed to be proactive, low-overhead investments to preserve this strength, foster a culture of shared knowledge, and systematically guard against future risks as the business evolves.</w:t>
       </w:r>
     </w:p>
     <w:p>
@@ -1002,7 +1058,7 @@
       <w:r>
         <w:drawing>
           <wp:inline xmlns:a="http://schemas.openxmlformats.org/drawingml/2006/main" xmlns:pic="http://schemas.openxmlformats.org/drawingml/2006/picture">
-            <wp:extent cx="5486400" cy="3265978"/>
+            <wp:extent cx="5486400" cy="3178116"/>
             <wp:docPr id="3" name="Picture 3"/>
             <wp:cNvGraphicFramePr>
               <a:graphicFrameLocks noChangeAspect="1"/>
@@ -1023,7 +1079,7 @@
                   <pic:spPr>
                     <a:xfrm>
                       <a:off x="0" y="0"/>
-                      <a:ext cx="5486400" cy="3265978"/>
+                      <a:ext cx="5486400" cy="3178116"/>
                     </a:xfrm>
                     <a:prstGeom prst="rect"/>
                   </pic:spPr>
@@ -1784,34 +1840,44 @@
     <w:p/>
     <w:p>
       <w:r>
-        <w:t>The analysis reveals a critical systemic issue affecting team performance, characterized by:</w:t>
+        <w:t>*   **Primary Issue: Systemic High MTTR (Mean Time to Resolution)**</w:t>
+      </w:r>
+    </w:p>
+    <w:p>
+      <w:r>
+        <w:t xml:space="preserve">    *   The top 5 bottleneck experts all have MTTRs significantly exceeding the global average of 29.4 hours, with four experts exceeding 48 hours.</w:t>
+      </w:r>
+    </w:p>
+    <w:p>
+      <w:r>
+        <w:t xml:space="preserve">    *   This indicates a deep-seated process or capability issue, not just individual underperformance. The root cause likely lies in **ticket complexity, skill gaps, or inefficient resolution workflows** for specific problem types handled by this group.</w:t>
       </w:r>
     </w:p>
     <w:p/>
     <w:p>
       <w:r>
-        <w:t>*   **Severe MTTR (Mean Time to Resolution) Exceedances:** Five out of six experts have MTTRs significantly above the global average (29.4h), with four experts exceeding 48 hours. This is the primary driver of the high bottleneck scores.</w:t>
+        <w:t>*   **Secondary Issue: Consistently Low SLA Compliance**</w:t>
       </w:r>
     </w:p>
     <w:p>
       <w:r>
-        <w:t>*   **Consistently Low SLA Compliance:** All listed experts have SLA compliance rates between 59% and 65%, far below an acceptable operational standard (typically &gt;95%). This directly correlates with the extended MTTR.</w:t>
+        <w:t xml:space="preserve">    *   All listed experts have SLA compliance rates between 59% and 65%, far below an acceptable standard (typically &gt;95%).</w:t>
       </w:r>
     </w:p>
     <w:p>
       <w:r>
-        <w:t>*   **Pattern of Chronic Underperformance:** The issue is not isolated but affects the majority (83%) of the team, indicating a process, skill, or workload management failure rather than individual underperformance.</w:t>
-      </w:r>
-    </w:p>
-    <w:p>
-      <w:r>
-        <w:t>*   **Absence of Backlog:** The zero backlog for all experts suggests the problem is not due to an overwhelming ticket volume but rather inefficiency in the **resolution process itself**.</w:t>
+        <w:t xml:space="preserve">    *   This is a direct consequence of the high MTTR and suggests **ineffective prioritization, unclear escalation paths, or unrealistic SLA targets** for the work assigned to them.</w:t>
       </w:r>
     </w:p>
     <w:p/>
     <w:p>
       <w:r>
-        <w:t>**Primary Root Cause:** The data strongly points to **ineffective ticket resolution processes and/or significant skill gaps** within the team. Experts are taking too long to resolve issues they own, leading to chronic SLA breaches.</w:t>
+        <w:t>*   **Key Finding: Backlog is Not the Problem**</w:t>
+      </w:r>
+    </w:p>
+    <w:p>
+      <w:r>
+        <w:t xml:space="preserve">    *   All experts have a backlog of 0. This is positive but indicates that **new tickets are being accepted but not resolved swiftly**, creating a "flow" bottleneck rather than a "queue" bottleneck. The focus must shift from workload intake to resolution efficiency.</w:t>
       </w:r>
     </w:p>
     <w:p/>
@@ -1823,28 +1889,44 @@
     <w:p/>
     <w:p>
       <w:r>
-        <w:t>Immediate actions to stabilize performance and protect SLAs:</w:t>
+        <w:t>*   **Immediate Ticket Audit &amp; Swarming:**</w:t>
+      </w:r>
+    </w:p>
+    <w:p>
+      <w:r>
+        <w:t xml:space="preserve">    *   Conduct a urgent review of all open tickets held by David, Thomas, Daniel, and Mary. Categorize them by type and complexity.</w:t>
+      </w:r>
+    </w:p>
+    <w:p>
+      <w:r>
+        <w:t xml:space="preserve">    *   Form a **"swarm team"** with other team members to collectively resolve the oldest and most critical tickets, reducing their individual MTTR immediately.</w:t>
       </w:r>
     </w:p>
     <w:p/>
     <w:p>
       <w:r>
-        <w:t>*   **Implement Tiered Escalation &amp; Swarming:** For tickets approaching SLA breach (e.g., at 75% of SLA time), mandate immediate escalation to a team lead or initiate a "swarm" session with other experts to collaboratively resolve the issue.</w:t>
+        <w:t>*   **Implement a Daily Focused Huddle:**</w:t>
       </w:r>
     </w:p>
     <w:p>
       <w:r>
-        <w:t>*   **Conduct Focused Ticket Audits:** The team lead should perform daily reviews of aging tickets (&gt;24h) held by the top five bottleneck experts. The goal is to identify blockers and provide immediate guidance or reassignment.</w:t>
+        <w:t xml:space="preserve">    *   For the next two weeks, hold a daily 15-minute stand-up with the top 5 bottleneck experts **only**.</w:t>
       </w:r>
     </w:p>
     <w:p>
       <w:r>
-        <w:t>*   **Establish a Daily Stand-up for Aging Tickets:** Initiate a brief, focused 15-minute meeting each morning where experts briefly present any ticket older than 24 hours, stating the blocker. This promotes accountability and collective problem-solving.</w:t>
+        <w:t xml:space="preserve">    *   Agenda: 1) Blockers from yesterday, 2) Top 2 priority tickets for today, 3) One specific help needed. This creates peer accountability and rapid blocker removal.</w:t>
+      </w:r>
+    </w:p>
+    <w:p/>
+    <w:p>
+      <w:r>
+        <w:t>*   **Temporary Work Intake Filter:**</w:t>
       </w:r>
     </w:p>
     <w:p>
       <w:r>
-        <w:t>*   **Temporary Workload Rebalancing:** While backlogs are zero, proactively assign new, potentially complex tickets to the single non-bottleneck expert initially, to prevent further SLA degradation while root causes are addressed.</w:t>
+        <w:t xml:space="preserve">    *   For the same period, route new, potentially complex tickets matching the profiles that cause delays for these experts to a secondary reviewer (e.g., a team lead) for pre-qualification and possible reassignment to a less burdened expert.</w:t>
       </w:r>
     </w:p>
     <w:p/>
@@ -1856,59 +1938,43 @@
     <w:p/>
     <w:p>
       <w:r>
-        <w:t>Sustainable solutions to address the core process and skill deficiencies:</w:t>
+        <w:t>*   **Medium-Term (Next 1-3 Months):**</w:t>
+      </w:r>
+    </w:p>
+    <w:p>
+      <w:r>
+        <w:t xml:space="preserve">    *   **Deep-Dive Skill Gap Analysis:** Analyze the common themes in tickets with long resolution times for these experts. Develop and deliver targeted training or create **knowledge base articles** and resolution playbooks for these specific, recurring complex issues.</w:t>
+      </w:r>
+    </w:p>
+    <w:p>
+      <w:r>
+        <w:t xml:space="preserve">    *   **Process Redesign - Escalation &amp; Triage:** Review and formalize the escalation matrix. Define clear time-based thresholds (e.g., "if ticket not resolved in 16h, escalate to senior engineer") to prevent tickets from stagnating.</w:t>
+      </w:r>
+    </w:p>
+    <w:p>
+      <w:r>
+        <w:t xml:space="preserve">    *   **Peer Mentoring &amp; Shadowing:** Pair the highest MTTR experts (David, Thomas) with the best-performing experts outside this list for reciprocal shadowing to share workload management and technical resolution techniques.</w:t>
       </w:r>
     </w:p>
     <w:p/>
     <w:p>
       <w:r>
-        <w:t>*   **Medium-Term (Next 1-2 Months):**</w:t>
+        <w:t>*   **Long-Term (3+ Months):**</w:t>
       </w:r>
     </w:p>
     <w:p>
       <w:r>
-        <w:t xml:space="preserve">    *   **Deep-Dive Process Analysis:** Map the current ticket resolution workflow for each bottleneck expert. Identify common delay points (e.g., awaiting information, complex troubleshooting steps, knowledge gaps).</w:t>
+        <w:t xml:space="preserve">    *   **Refine Metrics &amp; Goals:** Move beyond just MTTR. Introduce **"Time to First Response"** and **"Resolution Efficiency"** (time spent active on ticket vs. total MTTR) metrics to identify where delays truly occur (waiting vs. working).</w:t>
       </w:r>
     </w:p>
     <w:p>
       <w:r>
-        <w:t xml:space="preserve">    *   **Develop &amp; Enforce Standard Operating Procedures (SOPs):** Create clear, step-by-step playbooks for the top 20% most common and time-consuming ticket types. Mandate their use.</w:t>
+        <w:t xml:space="preserve">    *   **Workload Balancing &amp; Specialization:** Based on the skill gap analysis, consider formally specializing experts in certain ticket types to build deeper expertise and reduce context-switching. Balance the assignment of complex vs. routine tickets across the entire team of 6.</w:t>
       </w:r>
     </w:p>
     <w:p>
       <w:r>
-        <w:t xml:space="preserve">    *   **Launch a Targeted Training Program:** Based on the process analysis, design training modules on specific troubleshooting methodologies, tool usage, or domain knowledge where gaps are identified.</w:t>
-      </w:r>
-    </w:p>
-    <w:p>
-      <w:r>
-        <w:t xml:space="preserve">    *   **Revise and Communicate Clear MTTR &amp; SLA Targets:** Ensure all team members understand the expected targets (e.g., MTTR &lt; 24h, SLA &gt; 95%) and the monitoring process.</w:t>
-      </w:r>
-    </w:p>
-    <w:p/>
-    <w:p>
-      <w:r>
-        <w:t>*   **Long-Term (Quarterly &amp; Beyond):**</w:t>
-      </w:r>
-    </w:p>
-    <w:p>
-      <w:r>
-        <w:t xml:space="preserve">    *   **Implement a Knowledge Management System:** Build a centralized, easily searchable repository of resolved tickets, solutions, and workarounds to reduce redundant research and troubleshooting time.</w:t>
-      </w:r>
-    </w:p>
-    <w:p>
-      <w:r>
-        <w:t xml:space="preserve">    *   **Introduce Advanced Analytics:** Deploy tools to predict ticket complexity and assign them based on expert proficiency, optimizing first-touch resolution.</w:t>
-      </w:r>
-    </w:p>
-    <w:p>
-      <w:r>
-        <w:t xml:space="preserve">    *   **Establish a Continuous Improvement Culture:** Institute regular retrospectives to review SLA misses, not as blame sessions, but as learning opportunities to refine processes and training.</w:t>
-      </w:r>
-    </w:p>
-    <w:p>
-      <w:r>
-        <w:t xml:space="preserve">    *   **Review Compensation &amp; Recognition Metrics:** Align performance incentives with MTTR efficiency and SLA compliance to reinforce desired behaviors.</w:t>
+        <w:t xml:space="preserve">    *   **Tooling &amp; Automation Investment:** Investigate if the long resolution times involve manual, repetitive steps. Prioritize automation projects or tool enhancements that would most benefit the specific tasks causing these bottlenecks.</w:t>
       </w:r>
     </w:p>
     <w:p>
@@ -1931,7 +1997,7 @@
       <w:r>
         <w:drawing>
           <wp:inline xmlns:a="http://schemas.openxmlformats.org/drawingml/2006/main" xmlns:pic="http://schemas.openxmlformats.org/drawingml/2006/picture">
-            <wp:extent cx="5486400" cy="2721673"/>
+            <wp:extent cx="5486400" cy="2724772"/>
             <wp:docPr id="4" name="Picture 4"/>
             <wp:cNvGraphicFramePr>
               <a:graphicFrameLocks noChangeAspect="1"/>
@@ -1952,7 +2018,7 @@
                   <pic:spPr>
                     <a:xfrm>
                       <a:off x="0" y="0"/>
-                      <a:ext cx="5486400" cy="2721673"/>
+                      <a:ext cx="5486400" cy="2724772"/>
                     </a:xfrm>
                     <a:prstGeom prst="rect"/>
                   </pic:spPr>
@@ -2002,27 +2068,17 @@
     <w:p/>
     <w:p>
       <w:r>
-        <w:t>**Current Status: Excellent Balance**</w:t>
+        <w:t>- **Excellent Balance Achieved**: The Gini Coefficient of 0.026 indicates an exceptionally equitable distribution of work across the team, falling within the "Well Balanced" range. This is a strong operational baseline.</w:t>
       </w:r>
     </w:p>
     <w:p>
       <w:r>
-        <w:t>- **Gini Coefficient (0.026):** Indicates near-perfect workload distribution across the team</w:t>
+        <w:t>- **Stable Operation**: With an average of 374 tickets per expert and a low standard deviation of 18.1, individual workloads are tightly clustered around the mean. The absence of both overloaded and underloaded experts confirms a stable state with no immediate personnel-level strain or underutilization.</w:t>
       </w:r>
     </w:p>
     <w:p>
       <w:r>
-        <w:t>- **Standard Deviation (18.1 tickets):** Minimal variation from the average of 374 tickets</w:t>
-      </w:r>
-    </w:p>
-    <w:p>
-      <w:r>
-        <w:t>- **No Overloaded/Underloaded Experts:** All team members are operating within optimal capacity ranges</w:t>
-      </w:r>
-    </w:p>
-    <w:p>
-      <w:r>
-        <w:t>- **Overall Assessment:** The current distribution demonstrates exceptional operational efficiency with no immediate redistribution needs</w:t>
+        <w:t>- **Low Systemic Risk**: The current state presents minimal risk related to burnout from uneven distribution or inefficiency due to idle capacity. The primary risk shifts from internal imbalance to external factors affecting the total ticket volume.</w:t>
       </w:r>
     </w:p>
     <w:p/>
@@ -2034,27 +2090,12 @@
     <w:p/>
     <w:p>
       <w:r>
-        <w:t>**No Immediate Reallocation Required**</w:t>
+        <w:t>- **No Immediate Reallocation Required**: The data does not support any specific ticket transfers between experts at this time, as no individual is significantly above or below the team average.</w:t>
       </w:r>
     </w:p>
     <w:p>
       <w:r>
-        <w:t>Given the current balanced state, avoid unnecessary ticket transfers that could disrupt workflow. Instead:</w:t>
-      </w:r>
-    </w:p>
-    <w:p>
-      <w:r>
-        <w:t>- **Maintain Current Allocation:** Continue existing assignment protocols</w:t>
-      </w:r>
-    </w:p>
-    <w:p>
-      <w:r>
-        <w:t>- **Monitor New Ticket Intake:** Ensure new tickets are distributed using the same balanced methodology</w:t>
-      </w:r>
-    </w:p>
-    <w:p>
-      <w:r>
-        <w:t>- **Cross-Training Opportunities:** Use the balanced state to facilitate knowledge sharing without disrupting workloads</w:t>
+        <w:t>- **Focus on Dynamic Adjustment Protocols**: Instead of reallocating existing work, implement a lightweight protocol for the team lead or a designated coordinator to perform a micro-adjustment during the next ticket assignment cycle if any individual's queue deviates by more than 10% (approx. ±37 tickets) from the moving team average. This maintains the balance proactively.</w:t>
       </w:r>
     </w:p>
     <w:p/>
@@ -2066,91 +2107,52 @@
     <w:p/>
     <w:p>
       <w:r>
-        <w:t>**Proactive Maintenance Framework**</w:t>
+        <w:t>- **Institutionalize the Current Process**: Document the assignment rules and heuristics that led to this excellent balance. This creates a replicable standard operating procedure (SOP) for onboarding and periods of high turnover.</w:t>
       </w:r>
     </w:p>
     <w:p>
       <w:r>
-        <w:t>1. **Early Warning System Implementation**</w:t>
+        <w:t>- **Implement Leading Indicator Monitoring**:</w:t>
       </w:r>
     </w:p>
     <w:p>
       <w:r>
-        <w:t xml:space="preserve">   - Set alerts for Gini Coefficient &gt; 0.05 or Standard Deviation &gt; 25 tickets</w:t>
+        <w:t xml:space="preserve">    - Track the Gini Coefficient weekly to detect early trends toward imbalance.</w:t>
       </w:r>
     </w:p>
     <w:p>
       <w:r>
-        <w:t xml:space="preserve">   - Establish threshold triggers at 10% above/below average workload</w:t>
-      </w:r>
-    </w:p>
-    <w:p/>
-    <w:p>
-      <w:r>
-        <w:t>2. **Dynamic Adjustment Protocol**</w:t>
+        <w:t xml:space="preserve">    - Monitor the rate of change in the standard deviation. A creeping increase signals the beginning of dispersion.</w:t>
       </w:r>
     </w:p>
     <w:p>
       <w:r>
-        <w:t xml:space="preserve">   - Implement automated routing rules that consider both ticket count and complexity</w:t>
+        <w:t>- **Develop Tiered Expertise and Backup Plans**:</w:t>
       </w:r>
     </w:p>
     <w:p>
       <w:r>
-        <w:t xml:space="preserve">   - Develop skill-based weighting system for more nuanced workload measurement</w:t>
+        <w:t xml:space="preserve">    - While balance is good, cross-train experts on each other's specialty areas to build resilience against future fluctuations in ticket type.</w:t>
       </w:r>
     </w:p>
     <w:p>
       <w:r>
-        <w:t xml:space="preserve">   - Create surge capacity plans for seasonal or unexpected volume increases</w:t>
-      </w:r>
-    </w:p>
-    <w:p/>
-    <w:p>
-      <w:r>
-        <w:t>3. **Capacity Planning Enhancements**</w:t>
+        <w:t xml:space="preserve">    - Designate "float" experts or define a clear escalation matrix to handle sudden, large influxes of work without disrupting the core balance.</w:t>
       </w:r>
     </w:p>
     <w:p>
       <w:r>
-        <w:t xml:space="preserve">   - Conduct quarterly workload trend analysis to predict future imbalances</w:t>
+        <w:t>- **Link Capacity Planning to Demand Forecasting**:</w:t>
       </w:r>
     </w:p>
     <w:p>
       <w:r>
-        <w:t xml:space="preserve">   - Establish clear escalation paths for when individual experts approach 15% above average</w:t>
+        <w:t xml:space="preserve">    - Use the stable current workload (avg. 374 tickets) as a baseline for capacity modeling.</w:t>
       </w:r>
     </w:p>
     <w:p>
       <w:r>
-        <w:t xml:space="preserve">   - Implement rotational "float" assignments to maintain balance during vacations/absences</w:t>
-      </w:r>
-    </w:p>
-    <w:p/>
-    <w:p>
-      <w:r>
-        <w:t>4. **Performance Benchmarking**</w:t>
-      </w:r>
-    </w:p>
-    <w:p>
-      <w:r>
-        <w:t xml:space="preserve">   - Track balance metrics alongside quality and resolution time KPIs</w:t>
-      </w:r>
-    </w:p>
-    <w:p>
-      <w:r>
-        <w:t xml:space="preserve">   - Use current balanced state as baseline for future comparisons</w:t>
-      </w:r>
-    </w:p>
-    <w:p>
-      <w:r>
-        <w:t xml:space="preserve">   - Document current distribution methodology as best practice standard</w:t>
-      </w:r>
-    </w:p>
-    <w:p/>
-    <w:p>
-      <w:r>
-        <w:t>**Key Recommendation:** Focus on sustaining current excellence through monitoring and preventive measures rather than corrective actions. The primary risk is complacency—maintain vigilance to preserve this optimal state as team composition and ticket volumes evolve.</w:t>
+        <w:t xml:space="preserve">    - Integrate ticket volume forecasts with hiring and training plans to proactively scale the team before imbalance occurs, preserving the healthy distribution culture.</w:t>
       </w:r>
     </w:p>
     <w:p>
